--- a/Entregable/Entregable 3/Parte D/Entregable 3 - Parte D - COMPLETADO.docx
+++ b/Entregable/Entregable 3/Parte D/Entregable 3 - Parte D - COMPLETADO.docx
@@ -582,7 +582,7 @@
                 <w:sz w:val="20"/>
                 <w:szCs w:val="20"/>
               </w:rPr>
-              <w:t xml:space="preserve">Santiago Javier Hernández · [legajo]</w:t>
+              <w:t xml:space="preserve">Santiago Javier Hernández · 64449</w:t>
             </w:r>
           </w:p>
         </w:tc>
